--- a/functions/default/templates/enterpriseBillInvoice.docx
+++ b/functions/default/templates/enterpriseBillInvoice.docx
@@ -95,149 +95,6 @@
           <w:color w:val="000000"/>
         </w:rPr>
         <w:t>御中</w:t>
-      </w:r>
-    </w:p>
-    <w:p>
-      <w:pPr>
-        <w:pStyle w:val="LO-normal"/>
-        <w:spacing w:after="101"/>
-        <w:rPr>
-          <w:rFonts w:ascii="Meiryo" w:eastAsia="Meiryo" w:hAnsi="Meiryo"/>
-        </w:rPr>
-      </w:pPr>
-      <w:r>
-        <w:rPr>
-          <w:rFonts w:ascii="Meiryo" w:eastAsia="Meiryo" w:hAnsi="Meiryo"/>
-          <w:color w:val="000000"/>
-          <w:sz w:val="18"/>
-          <w:szCs w:val="18"/>
-        </w:rPr>
-        <w:t>{{</w:t>
-      </w:r>
-      <w:proofErr w:type="spellStart"/>
-      <w:r>
-        <w:rPr>
-          <w:rFonts w:ascii="Meiryo" w:eastAsia="Meiryo" w:hAnsi="Meiryo"/>
-          <w:color w:val="000000"/>
-          <w:sz w:val="18"/>
-          <w:szCs w:val="18"/>
-        </w:rPr>
-        <w:t>companyPersonName</w:t>
-      </w:r>
-      <w:proofErr w:type="spellEnd"/>
-      <w:r>
-        <w:rPr>
-          <w:rFonts w:ascii="Meiryo" w:eastAsia="Meiryo" w:hAnsi="Meiryo"/>
-          <w:color w:val="000000"/>
-          <w:sz w:val="18"/>
-          <w:szCs w:val="18"/>
-        </w:rPr>
-        <w:t>}} 様</w:t>
-      </w:r>
-    </w:p>
-    <w:p>
-      <w:pPr>
-        <w:pStyle w:val="LO-normal"/>
-        <w:spacing w:line="192" w:lineRule="auto"/>
-      </w:pPr>
-      <w:r>
-        <w:rPr>
-          <w:rFonts w:ascii="Meiryo" w:eastAsia="Meiryo" w:hAnsi="Meiryo"/>
-          <w:color w:val="000000"/>
-          <w:sz w:val="16"/>
-          <w:szCs w:val="16"/>
-        </w:rPr>
-        <w:t>〒{{</w:t>
-      </w:r>
-      <w:proofErr w:type="spellStart"/>
-      <w:r>
-        <w:rPr>
-          <w:rFonts w:ascii="Meiryo" w:eastAsia="Meiryo" w:hAnsi="Meiryo"/>
-          <w:color w:val="000000"/>
-          <w:sz w:val="16"/>
-          <w:szCs w:val="16"/>
-        </w:rPr>
-        <w:t>companyPostalCode</w:t>
-      </w:r>
-      <w:proofErr w:type="spellEnd"/>
-      <w:r>
-        <w:rPr>
-          <w:rFonts w:ascii="Meiryo" w:eastAsia="Meiryo" w:hAnsi="Meiryo"/>
-          <w:color w:val="000000"/>
-          <w:sz w:val="16"/>
-          <w:szCs w:val="16"/>
-        </w:rPr>
-        <w:t>}}</w:t>
-      </w:r>
-    </w:p>
-    <w:p>
-      <w:pPr>
-        <w:pStyle w:val="LO-normal"/>
-        <w:spacing w:line="192" w:lineRule="auto"/>
-      </w:pPr>
-      <w:r>
-        <w:rPr>
-          <w:rFonts w:ascii="Meiryo" w:eastAsia="Meiryo" w:hAnsi="Meiryo"/>
-          <w:color w:val="000000"/>
-          <w:sz w:val="16"/>
-          <w:szCs w:val="16"/>
-        </w:rPr>
-        <w:t>{{</w:t>
-      </w:r>
-      <w:proofErr w:type="spellStart"/>
-      <w:r>
-        <w:rPr>
-          <w:rFonts w:ascii="Meiryo" w:eastAsia="Meiryo" w:hAnsi="Meiryo"/>
-          <w:color w:val="000000"/>
-          <w:sz w:val="16"/>
-          <w:szCs w:val="16"/>
-        </w:rPr>
-        <w:t>companyAddress</w:t>
-      </w:r>
-      <w:proofErr w:type="spellEnd"/>
-      <w:r>
-        <w:rPr>
-          <w:rFonts w:ascii="Meiryo" w:eastAsia="Meiryo" w:hAnsi="Meiryo"/>
-          <w:color w:val="000000"/>
-          <w:sz w:val="16"/>
-          <w:szCs w:val="16"/>
-        </w:rPr>
-        <w:t>}}</w:t>
-      </w:r>
-    </w:p>
-    <w:p>
-      <w:pPr>
-        <w:pStyle w:val="LO-normal"/>
-        <w:spacing w:after="173" w:line="192" w:lineRule="auto"/>
-      </w:pPr>
-      <w:r>
-        <w:rPr>
-          <w:rFonts w:ascii="Meiryo" w:eastAsia="Meiryo" w:hAnsi="Meiryo"/>
-          <w:color w:val="000000"/>
-          <w:sz w:val="16"/>
-          <w:szCs w:val="16"/>
-        </w:rPr>
-        <w:t>{{</w:t>
-      </w:r>
-      <w:proofErr w:type="spellStart"/>
-      <w:r>
-        <w:rPr>
-          <w:rFonts w:ascii="Meiryo" w:eastAsia="Meiryo" w:hAnsi="Meiryo"/>
-          <w:color w:val="000000"/>
-          <w:sz w:val="16"/>
-          <w:szCs w:val="16"/>
-        </w:rPr>
-        <w:t>companyPhoneNumber</w:t>
-      </w:r>
-      <w:proofErr w:type="spellEnd"/>
-      <w:r>
-        <w:rPr>
-          <w:rFonts w:ascii="Meiryo" w:eastAsia="Meiryo" w:hAnsi="Meiryo"/>
-          <w:color w:val="000000"/>
-          <w:sz w:val="16"/>
-          <w:szCs w:val="16"/>
-        </w:rPr>
-        <w:t>}}</w:t>
       </w:r>
     </w:p>
     <w:p>
@@ -1847,6 +1704,40 @@
               <w:t>備考</w:t>
             </w:r>
           </w:p>
+          <w:p>
+            <w:pPr>
+              <w:pStyle w:val="TableContents"/>
+              <w:rPr>
+                <w:rFonts w:ascii="Meiryo" w:eastAsia="Meiryo" w:hAnsi="Meiryo"/>
+              </w:rPr>
+            </w:pPr>
+            <w:r>
+              <w:rPr>
+                <w:rFonts w:ascii="Meiryo" w:eastAsia="Meiryo" w:hAnsi="Meiryo"/>
+                <w:sz w:val="14"/>
+                <w:szCs w:val="14"/>
+              </w:rPr>
+              <w:t>{{</w:t>
+            </w:r>
+            <w:proofErr w:type="spellStart"/>
+            <w:r>
+              <w:rPr>
+                <w:rFonts w:ascii="Meiryo" w:eastAsia="Meiryo" w:hAnsi="Meiryo"/>
+                <w:sz w:val="14"/>
+                <w:szCs w:val="14"/>
+              </w:rPr>
+              <w:t>billingNote</w:t>
+            </w:r>
+            <w:proofErr w:type="spellEnd"/>
+            <w:r>
+              <w:rPr>
+                <w:rFonts w:ascii="Meiryo" w:eastAsia="Meiryo" w:hAnsi="Meiryo"/>
+                <w:sz w:val="14"/>
+                <w:szCs w:val="14"/>
+              </w:rPr>
+              <w:t>}}</w:t>
+            </w:r>
+          </w:p>
         </w:tc>
         <w:tc>
           <w:tcPr>
@@ -1858,248 +1749,6 @@
               <w:right w:val="single" w:sz="2" w:space="0" w:color="000000"/>
             </w:tcBorders>
           </w:tcPr>
-          <w:p>
-            <w:pPr>
-              <w:pStyle w:val="TableContents"/>
-              <w:rPr>
-                <w:rFonts w:ascii="Meiryo" w:eastAsia="Meiryo" w:hAnsi="Meiryo"/>
-              </w:rPr>
-            </w:pPr>
-            <w:r>
-              <w:rPr>
-                <w:rFonts w:ascii="Meiryo" w:eastAsia="Meiryo" w:hAnsi="Meiryo"/>
-                <w:sz w:val="14"/>
-                <w:szCs w:val="14"/>
-              </w:rPr>
-              <w:t>【イベント名】{{</w:t>
-            </w:r>
-            <w:proofErr w:type="spellStart"/>
-            <w:r>
-              <w:rPr>
-                <w:rFonts w:ascii="Meiryo" w:eastAsia="Meiryo" w:hAnsi="Meiryo"/>
-                <w:sz w:val="14"/>
-                <w:szCs w:val="14"/>
-              </w:rPr>
-              <w:t>eventName</w:t>
-            </w:r>
-            <w:proofErr w:type="spellEnd"/>
-            <w:r>
-              <w:rPr>
-                <w:rFonts w:ascii="Meiryo" w:eastAsia="Meiryo" w:hAnsi="Meiryo"/>
-                <w:sz w:val="14"/>
-                <w:szCs w:val="14"/>
-              </w:rPr>
-              <w:t>}}</w:t>
-            </w:r>
-          </w:p>
-          <w:p>
-            <w:pPr>
-              <w:pStyle w:val="TableContents"/>
-              <w:rPr>
-                <w:rFonts w:ascii="Meiryo" w:eastAsia="Meiryo" w:hAnsi="Meiryo"/>
-              </w:rPr>
-            </w:pPr>
-            <w:r>
-              <w:rPr>
-                <w:rFonts w:ascii="Meiryo" w:eastAsia="Meiryo" w:hAnsi="Meiryo"/>
-                <w:sz w:val="14"/>
-                <w:szCs w:val="14"/>
-              </w:rPr>
-              <w:t>【日時】{{</w:t>
-            </w:r>
-            <w:proofErr w:type="spellStart"/>
-            <w:r>
-              <w:rPr>
-                <w:rFonts w:ascii="Meiryo" w:eastAsia="Meiryo" w:hAnsi="Meiryo"/>
-                <w:sz w:val="14"/>
-                <w:szCs w:val="14"/>
-              </w:rPr>
-              <w:t>eventDate</w:t>
-            </w:r>
-            <w:proofErr w:type="spellEnd"/>
-            <w:r>
-              <w:rPr>
-                <w:rFonts w:ascii="Meiryo" w:eastAsia="Meiryo" w:hAnsi="Meiryo"/>
-                <w:sz w:val="14"/>
-                <w:szCs w:val="14"/>
-              </w:rPr>
-              <w:t>}}</w:t>
-            </w:r>
-          </w:p>
-          <w:p>
-            <w:pPr>
-              <w:pStyle w:val="TableContents"/>
-              <w:rPr>
-                <w:rFonts w:ascii="Meiryo" w:eastAsia="Meiryo" w:hAnsi="Meiryo"/>
-              </w:rPr>
-            </w:pPr>
-            <w:r>
-              <w:rPr>
-                <w:rFonts w:ascii="Meiryo" w:eastAsia="Meiryo" w:hAnsi="Meiryo"/>
-                <w:sz w:val="14"/>
-                <w:szCs w:val="14"/>
-              </w:rPr>
-              <w:t>【店舗】{{</w:t>
-            </w:r>
-            <w:proofErr w:type="spellStart"/>
-            <w:r>
-              <w:rPr>
-                <w:rFonts w:ascii="Meiryo" w:eastAsia="Meiryo" w:hAnsi="Meiryo"/>
-                <w:sz w:val="14"/>
-                <w:szCs w:val="14"/>
-              </w:rPr>
-              <w:t>shopName</w:t>
-            </w:r>
-            <w:proofErr w:type="spellEnd"/>
-            <w:r>
-              <w:rPr>
-                <w:rFonts w:ascii="Meiryo" w:eastAsia="Meiryo" w:hAnsi="Meiryo"/>
-                <w:sz w:val="14"/>
-                <w:szCs w:val="14"/>
-              </w:rPr>
-              <w:t>}}</w:t>
-            </w:r>
-          </w:p>
-          <w:p>
-            <w:pPr>
-              <w:pStyle w:val="TableContents"/>
-              <w:rPr>
-                <w:rFonts w:ascii="Meiryo" w:eastAsia="Meiryo" w:hAnsi="Meiryo"/>
-              </w:rPr>
-            </w:pPr>
-            <w:r>
-              <w:rPr>
-                <w:rFonts w:ascii="Meiryo" w:eastAsia="Meiryo" w:hAnsi="Meiryo"/>
-                <w:sz w:val="14"/>
-                <w:szCs w:val="14"/>
-              </w:rPr>
-              <w:t>【イベントページ】{{</w:t>
-            </w:r>
-            <w:proofErr w:type="spellStart"/>
-            <w:r>
-              <w:rPr>
-                <w:rFonts w:ascii="Meiryo" w:eastAsia="Meiryo" w:hAnsi="Meiryo"/>
-                <w:sz w:val="14"/>
-                <w:szCs w:val="14"/>
-              </w:rPr>
-              <w:t>eventUrl</w:t>
-            </w:r>
-            <w:proofErr w:type="spellEnd"/>
-            <w:r>
-              <w:rPr>
-                <w:rFonts w:ascii="Meiryo" w:eastAsia="Meiryo" w:hAnsi="Meiryo"/>
-                <w:sz w:val="14"/>
-                <w:szCs w:val="14"/>
-              </w:rPr>
-              <w:t>}}</w:t>
-            </w:r>
-          </w:p>
-          <w:p>
-            <w:pPr>
-              <w:pStyle w:val="TableContents"/>
-              <w:rPr>
-                <w:rFonts w:ascii="Meiryo" w:eastAsia="Meiryo" w:hAnsi="Meiryo"/>
-                <w:sz w:val="14"/>
-                <w:szCs w:val="14"/>
-              </w:rPr>
-            </w:pPr>
-            <w:r>
-              <w:rPr>
-                <w:rFonts w:ascii="Meiryo" w:eastAsia="Meiryo" w:hAnsi="Meiryo" w:hint="eastAsia"/>
-                <w:sz w:val="14"/>
-                <w:szCs w:val="14"/>
-              </w:rPr>
-              <w:t>「</w:t>
-            </w:r>
-            <w:r>
-              <w:rPr>
-                <w:rFonts w:ascii="Meiryo" w:eastAsia="Meiryo" w:hAnsi="Meiryo"/>
-                <w:sz w:val="14"/>
-                <w:szCs w:val="14"/>
-              </w:rPr>
-              <w:t>請求</w:t>
-            </w:r>
-            <w:r>
-              <w:rPr>
-                <w:rFonts w:ascii="Meiryo" w:eastAsia="Meiryo" w:hAnsi="Meiryo" w:hint="eastAsia"/>
-                <w:sz w:val="14"/>
-                <w:szCs w:val="14"/>
-              </w:rPr>
-              <w:t>書払い</w:t>
-            </w:r>
-            <w:r>
-              <w:rPr>
-                <w:rFonts w:ascii="Meiryo" w:eastAsia="Meiryo" w:hAnsi="Meiryo"/>
-                <w:sz w:val="14"/>
-                <w:szCs w:val="14"/>
-              </w:rPr>
-              <w:t>手数料</w:t>
-            </w:r>
-            <w:r>
-              <w:rPr>
-                <w:rFonts w:ascii="Meiryo" w:eastAsia="Meiryo" w:hAnsi="Meiryo" w:hint="eastAsia"/>
-                <w:sz w:val="14"/>
-                <w:szCs w:val="14"/>
-              </w:rPr>
-              <w:t>」</w:t>
-            </w:r>
-            <w:r>
-              <w:rPr>
-                <w:rFonts w:ascii="Meiryo" w:eastAsia="Meiryo" w:hAnsi="Meiryo"/>
-                <w:sz w:val="14"/>
-                <w:szCs w:val="14"/>
-              </w:rPr>
-              <w:t>として、</w:t>
-            </w:r>
-            <w:r>
-              <w:rPr>
-                <w:rFonts w:ascii="Meiryo" w:eastAsia="Meiryo" w:hAnsi="Meiryo" w:hint="eastAsia"/>
-                <w:sz w:val="14"/>
-                <w:szCs w:val="14"/>
-              </w:rPr>
-              <w:t>お支払い</w:t>
-            </w:r>
-            <w:r>
-              <w:rPr>
-                <w:rFonts w:ascii="Meiryo" w:eastAsia="Meiryo" w:hAnsi="Meiryo"/>
-                <w:sz w:val="14"/>
-                <w:szCs w:val="14"/>
-              </w:rPr>
-              <w:t>金額</w:t>
-            </w:r>
-            <w:r>
-              <w:rPr>
-                <w:rFonts w:ascii="Meiryo" w:eastAsia="Meiryo" w:hAnsi="Meiryo" w:hint="eastAsia"/>
-                <w:sz w:val="14"/>
-                <w:szCs w:val="14"/>
-              </w:rPr>
-              <w:t>に</w:t>
-            </w:r>
-            <w:r>
-              <w:rPr>
-                <w:rFonts w:ascii="Meiryo" w:eastAsia="Meiryo" w:hAnsi="Meiryo"/>
-                <w:sz w:val="14"/>
-                <w:szCs w:val="14"/>
-              </w:rPr>
-              <w:t>10%を</w:t>
-            </w:r>
-            <w:r>
-              <w:rPr>
-                <w:rFonts w:ascii="Meiryo" w:eastAsia="Meiryo" w:hAnsi="Meiryo" w:hint="eastAsia"/>
-                <w:sz w:val="14"/>
-                <w:szCs w:val="14"/>
-              </w:rPr>
-              <w:t>加算してご請求させて</w:t>
-            </w:r>
-            <w:r>
-              <w:rPr>
-                <w:rFonts w:ascii="Meiryo" w:eastAsia="Meiryo" w:hAnsi="Meiryo"/>
-                <w:sz w:val="14"/>
-                <w:szCs w:val="14"/>
-              </w:rPr>
-              <w:t>いただいております。</w:t>
-            </w:r>
-          </w:p>
           <w:p>
             <w:pPr>
               <w:pStyle w:val="TableContents"/>
